--- a/tillsyn/A 38439-2021 tillsynsbegäran.docx
+++ b/tillsyn/A 38439-2021 tillsynsbegäran.docx
@@ -328,7 +328,7 @@
     <w:r>
       <w:tab/>
       <w:tab/>
-      <w:t>2026-06-18</w:t>
+      <w:t>2026-06-19</w:t>
       <w:br/>
       <w:br/>
     </w:r>

--- a/tillsyn/A 38439-2021 tillsynsbegäran.docx
+++ b/tillsyn/A 38439-2021 tillsynsbegäran.docx
@@ -328,7 +328,7 @@
     <w:r>
       <w:tab/>
       <w:tab/>
-      <w:t>2026-06-19</w:t>
+      <w:t>2026-06-20</w:t>
       <w:br/>
       <w:br/>
     </w:r>

--- a/tillsyn/A 38439-2021 tillsynsbegäran.docx
+++ b/tillsyn/A 38439-2021 tillsynsbegäran.docx
@@ -12,10 +12,7 @@
     </w:p>
     <w:p>
       <w:r>
-        <w:t>Detta dokument behandlar höga naturvärden i avverkningsanmälan A 38439-2021 i Umeå kommun som inkom 2021-07-29 och omfattar 4,6 ha.</w:t>
-      </w:r>
-      <w:r>
-        <w:t xml:space="preserve"> I Figur 1 visas fyndplatser för naturvårdsarter i området, som finns registrerade på Artportalen.</w:t>
+        <w:t>Denna tillsynsbegäran behandlar höga naturvärden i avverkningsanmälan A 38439-2021 i Umeå kommun som inkom 2021-07-29 och omfattar 4,6 ha.</w:t>
       </w:r>
     </w:p>
     <w:p>
@@ -63,7 +60,20 @@
         <w:spacing w:after="240"/>
       </w:pPr>
       <w:r>
-        <w:t>Figur 1. Fyndplatser för naturvårdsarter inom 16 meter från avverkningsanmälan (röd linje). Inom parentes anges rödlistekategorier, S för signalarter, Tför typiska arter och fridlysningsparagrafer i artskyddsförordningen.Markörer utan svart kant är placerade på fyndplatsen. Markörer med svart kant är placerade vid sidan av fyndplatsen och har ett svart streck som visar fyndplatsens exakta position. Kartans mittpunktskoordinat är N 7088964, E 751601 i SWEREF 99 TM.</w:t>
+        <w:t>Figur 1. Fyndplatser för naturvårdsarter inom 16 meter från avverkningsanmälan. Markörer utan svart kant är placerade på fyndplatsen. Markörer med svart kant är placerade vid sidan av fyndplatsen har ett svart streck som visar fyndplatsens exakta position. Kartans mittpunktskoordinat är N 7088964, E 751601 i SWEREF 99 TM.</w:t>
+      </w:r>
+    </w:p>
+    <w:p>
+      <w:r>
+        <w:t>Inom 16 meter från avverkningsanmälan finns fynd av 1 naturvårdsarter, varav 1 är rödlistad och 1 är fridlyst: nordfladdermus (NT, §4a). Se Figur 1.</w:t>
+      </w:r>
+    </w:p>
+    <w:p>
+      <w:pPr>
+        <w:pStyle w:val="Heading1"/>
+      </w:pPr>
+      <w:r>
+        <w:t>Tillsynsbegäran</w:t>
       </w:r>
     </w:p>
     <w:p>
@@ -77,39 +87,16 @@
       </w:r>
     </w:p>
     <w:p>
-      <w:r>
-        <w:t>Nedan beskrivs fynd av naturvårdsarter och fridlysta arter som gjorts i det avverkningsanmälda området. I BILAGA 1 finns artfakta om fridlysta arter.</w:t>
-      </w:r>
-    </w:p>
-    <w:p>
       <w:pPr>
         <w:pStyle w:val="Heading1"/>
       </w:pPr>
       <w:r>
-        <w:t>Naturvårdsarter</w:t>
+        <w:t>Naturvårdsarter och fridlysta arter</w:t>
       </w:r>
     </w:p>
     <w:p>
       <w:r>
-        <w:t>Inom 16 meter från avverkningsanmälan har följande 1 naturvårdsarter hittats: nordfladdermus (NT, §4a). Av dessa är 1 rödlistade. För rödlistade arter har rödlistekategorin angivits inom parentes. För fridlysta arter anges även paragrafen i Artskyddsförordningen som arten är fridlyst enligt.</w:t>
-      </w:r>
-    </w:p>
-    <w:p>
-      <w:r>
-        <w:t>De påträffade naturvårdsarterna är ett tydligt kvitto på att det rör sig om en skog med höga naturvärden.</w:t>
-      </w:r>
-    </w:p>
-    <w:p>
-      <w:pPr>
-        <w:pStyle w:val="Heading2"/>
-      </w:pPr>
-      <w:r>
-        <w:t>Fridlysta arter</w:t>
-      </w:r>
-    </w:p>
-    <w:p>
-      <w:r>
-        <w:t>Följande fridlysta arter har sina livsmiljöer och växtplatser i den avverkningsanmälda skogen: nordfladdermus (NT, §4a).</w:t>
+        <w:t>Nedan följer beskrivningar av de naturvårdsarter och fridlysta arter som har sina livsmiljöer och växtplatser i den avverkningsanmälda skogen. Se även ytterligare artfakta i BILAGA 1. De påträffade naturvårdsarterna är ett tydligt kvitto på att det rör sig om en skog med höga naturvärden.</w:t>
       </w:r>
     </w:p>
     <w:p>
@@ -121,11 +108,6 @@
       </w:r>
       <w:r>
         <w:t xml:space="preserve"> omfattas av bilaga 4 EU:s art- och habitatdirektiv vilket innebär ett strikt skydd där arten och dess livsmiljöer ska bevaras. Nordfladdermus föredrar variationsrik skog med förekomst av sjöar, vattendrag och våtmarker och hittas framförallt i halvöppna miljöer som trädbärande beteshagar och i kantzoner mellan skog och odlingsmark. Den undviker stora öppna områden som stora hyggen och större sammanhängande planteringar vilket minskar längden bryn och landskapets heterogenitet och därmed födotillgången och mängden lämpliga jaktplatser. Skogsbruksåtgärder som leder till minskad förekomst av äldre, gles skog och då särskilt tillgång på hålträd och träd med löst sittande bark kan leda till brist på koloniplatser och viloplatser. Nordfladdermus har minskat med 27,5 (5–50) % under de senaste 21 åren och minskningstakten för den svenska populationen bedöms vara nära gränsvärdet för Sårbar (VU). (A2bc) (SLU Artdatabanken, 2024; Skogsstyrelsen, 2016).</w:t>
-      </w:r>
-    </w:p>
-    <w:p>
-      <w:r>
-        <w:t>I BILAGA 1 finns mer detaljerad information om ekologi samt krav på livsmiljö hos fridlysta arter.</w:t>
       </w:r>
     </w:p>
     <w:p>
@@ -328,7 +310,7 @@
     <w:r>
       <w:tab/>
       <w:tab/>
-      <w:t>2026-06-20</w:t>
+      <w:t>2026-06-21</w:t>
       <w:br/>
       <w:br/>
     </w:r>

--- a/tillsyn/A 38439-2021 tillsynsbegäran.docx
+++ b/tillsyn/A 38439-2021 tillsynsbegäran.docx
@@ -310,7 +310,7 @@
     <w:r>
       <w:tab/>
       <w:tab/>
-      <w:t>2026-06-21</w:t>
+      <w:t>2026-06-22</w:t>
       <w:br/>
       <w:br/>
     </w:r>

--- a/tillsyn/A 38439-2021 tillsynsbegäran.docx
+++ b/tillsyn/A 38439-2021 tillsynsbegäran.docx
@@ -310,7 +310,7 @@
     <w:r>
       <w:tab/>
       <w:tab/>
-      <w:t>2026-06-22</w:t>
+      <w:t>2026-06-23</w:t>
       <w:br/>
       <w:br/>
     </w:r>

--- a/tillsyn/A 38439-2021 tillsynsbegäran.docx
+++ b/tillsyn/A 38439-2021 tillsynsbegäran.docx
@@ -310,7 +310,7 @@
     <w:r>
       <w:tab/>
       <w:tab/>
-      <w:t>2026-06-23</w:t>
+      <w:t>2026-06-24</w:t>
       <w:br/>
       <w:br/>
     </w:r>

--- a/tillsyn/A 38439-2021 tillsynsbegäran.docx
+++ b/tillsyn/A 38439-2021 tillsynsbegäran.docx
@@ -310,7 +310,7 @@
     <w:r>
       <w:tab/>
       <w:tab/>
-      <w:t>2026-06-24</w:t>
+      <w:t>2026-06-25</w:t>
       <w:br/>
       <w:br/>
     </w:r>

--- a/tillsyn/A 38439-2021 tillsynsbegäran.docx
+++ b/tillsyn/A 38439-2021 tillsynsbegäran.docx
@@ -310,7 +310,7 @@
     <w:r>
       <w:tab/>
       <w:tab/>
-      <w:t>2026-06-25</w:t>
+      <w:t>2026-06-26</w:t>
       <w:br/>
       <w:br/>
     </w:r>

--- a/tillsyn/A 38439-2021 tillsynsbegäran.docx
+++ b/tillsyn/A 38439-2021 tillsynsbegäran.docx
@@ -310,7 +310,7 @@
     <w:r>
       <w:tab/>
       <w:tab/>
-      <w:t>2026-06-26</w:t>
+      <w:t>2026-06-27</w:t>
       <w:br/>
       <w:br/>
     </w:r>

--- a/tillsyn/A 38439-2021 tillsynsbegäran.docx
+++ b/tillsyn/A 38439-2021 tillsynsbegäran.docx
@@ -310,7 +310,7 @@
     <w:r>
       <w:tab/>
       <w:tab/>
-      <w:t>2026-06-27</w:t>
+      <w:t>2026-06-28</w:t>
       <w:br/>
       <w:br/>
     </w:r>

--- a/tillsyn/A 38439-2021 tillsynsbegäran.docx
+++ b/tillsyn/A 38439-2021 tillsynsbegäran.docx
@@ -310,7 +310,7 @@
     <w:r>
       <w:tab/>
       <w:tab/>
-      <w:t>2026-06-28</w:t>
+      <w:t>2026-06-29</w:t>
       <w:br/>
       <w:br/>
     </w:r>

--- a/tillsyn/A 38439-2021 tillsynsbegäran.docx
+++ b/tillsyn/A 38439-2021 tillsynsbegäran.docx
@@ -310,7 +310,7 @@
     <w:r>
       <w:tab/>
       <w:tab/>
-      <w:t>2026-06-29</w:t>
+      <w:t>2026-06-30</w:t>
       <w:br/>
       <w:br/>
     </w:r>

--- a/tillsyn/A 38439-2021 tillsynsbegäran.docx
+++ b/tillsyn/A 38439-2021 tillsynsbegäran.docx
@@ -310,7 +310,7 @@
     <w:r>
       <w:tab/>
       <w:tab/>
-      <w:t>2026-06-30</w:t>
+      <w:t>2026-07-01</w:t>
       <w:br/>
       <w:br/>
     </w:r>

--- a/tillsyn/A 38439-2021 tillsynsbegäran.docx
+++ b/tillsyn/A 38439-2021 tillsynsbegäran.docx
@@ -310,7 +310,7 @@
     <w:r>
       <w:tab/>
       <w:tab/>
-      <w:t>2026-07-01</w:t>
+      <w:t>2026-07-02</w:t>
       <w:br/>
       <w:br/>
     </w:r>

--- a/tillsyn/A 38439-2021 tillsynsbegäran.docx
+++ b/tillsyn/A 38439-2021 tillsynsbegäran.docx
@@ -310,7 +310,7 @@
     <w:r>
       <w:tab/>
       <w:tab/>
-      <w:t>2026-07-13</w:t>
+      <w:t>2026-07-14</w:t>
       <w:br/>
       <w:br/>
     </w:r>

--- a/tillsyn/A 38439-2021 tillsynsbegäran.docx
+++ b/tillsyn/A 38439-2021 tillsynsbegäran.docx
@@ -310,7 +310,7 @@
     <w:r>
       <w:tab/>
       <w:tab/>
-      <w:t>2026-07-14</w:t>
+      <w:t>2026-07-15</w:t>
       <w:br/>
       <w:br/>
     </w:r>

--- a/tillsyn/A 38439-2021 tillsynsbegäran.docx
+++ b/tillsyn/A 38439-2021 tillsynsbegäran.docx
@@ -310,7 +310,7 @@
     <w:r>
       <w:tab/>
       <w:tab/>
-      <w:t>2026-07-15</w:t>
+      <w:t>2026-07-16</w:t>
       <w:br/>
       <w:br/>
     </w:r>

--- a/tillsyn/A 38439-2021 tillsynsbegäran.docx
+++ b/tillsyn/A 38439-2021 tillsynsbegäran.docx
@@ -310,7 +310,7 @@
     <w:r>
       <w:tab/>
       <w:tab/>
-      <w:t>2026-07-16</w:t>
+      <w:t>2026-07-17</w:t>
       <w:br/>
       <w:br/>
     </w:r>

--- a/tillsyn/A 38439-2021 tillsynsbegäran.docx
+++ b/tillsyn/A 38439-2021 tillsynsbegäran.docx
@@ -310,7 +310,7 @@
     <w:r>
       <w:tab/>
       <w:tab/>
-      <w:t>2026-07-17</w:t>
+      <w:t>2026-07-18</w:t>
       <w:br/>
       <w:br/>
     </w:r>

--- a/tillsyn/A 38439-2021 tillsynsbegäran.docx
+++ b/tillsyn/A 38439-2021 tillsynsbegäran.docx
@@ -310,7 +310,7 @@
     <w:r>
       <w:tab/>
       <w:tab/>
-      <w:t>2026-07-18</w:t>
+      <w:t>2026-07-19</w:t>
       <w:br/>
       <w:br/>
     </w:r>

--- a/tillsyn/A 38439-2021 tillsynsbegäran.docx
+++ b/tillsyn/A 38439-2021 tillsynsbegäran.docx
@@ -310,7 +310,7 @@
     <w:r>
       <w:tab/>
       <w:tab/>
-      <w:t>2026-07-19</w:t>
+      <w:t>2026-07-20</w:t>
       <w:br/>
       <w:br/>
     </w:r>

--- a/tillsyn/A 38439-2021 tillsynsbegäran.docx
+++ b/tillsyn/A 38439-2021 tillsynsbegäran.docx
@@ -310,7 +310,7 @@
     <w:r>
       <w:tab/>
       <w:tab/>
-      <w:t>2026-07-20</w:t>
+      <w:t>2026-07-21</w:t>
       <w:br/>
       <w:br/>
     </w:r>

--- a/tillsyn/A 38439-2021 tillsynsbegäran.docx
+++ b/tillsyn/A 38439-2021 tillsynsbegäran.docx
@@ -310,7 +310,7 @@
     <w:r>
       <w:tab/>
       <w:tab/>
-      <w:t>2026-07-21</w:t>
+      <w:t>2026-07-22</w:t>
       <w:br/>
       <w:br/>
     </w:r>

--- a/tillsyn/A 38439-2021 tillsynsbegäran.docx
+++ b/tillsyn/A 38439-2021 tillsynsbegäran.docx
@@ -310,7 +310,7 @@
     <w:r>
       <w:tab/>
       <w:tab/>
-      <w:t>2026-07-22</w:t>
+      <w:t>2026-07-23</w:t>
       <w:br/>
       <w:br/>
     </w:r>

--- a/tillsyn/A 38439-2021 tillsynsbegäran.docx
+++ b/tillsyn/A 38439-2021 tillsynsbegäran.docx
@@ -310,7 +310,7 @@
     <w:r>
       <w:tab/>
       <w:tab/>
-      <w:t>2026-07-23</w:t>
+      <w:t>2026-07-24</w:t>
       <w:br/>
       <w:br/>
     </w:r>

--- a/tillsyn/A 38439-2021 tillsynsbegäran.docx
+++ b/tillsyn/A 38439-2021 tillsynsbegäran.docx
@@ -310,7 +310,7 @@
     <w:r>
       <w:tab/>
       <w:tab/>
-      <w:t>2026-07-24</w:t>
+      <w:t>2026-07-25</w:t>
       <w:br/>
       <w:br/>
     </w:r>

--- a/tillsyn/A 38439-2021 tillsynsbegäran.docx
+++ b/tillsyn/A 38439-2021 tillsynsbegäran.docx
@@ -310,7 +310,7 @@
     <w:r>
       <w:tab/>
       <w:tab/>
-      <w:t>2026-07-25</w:t>
+      <w:t>2026-07-26</w:t>
       <w:br/>
       <w:br/>
     </w:r>

--- a/tillsyn/A 38439-2021 tillsynsbegäran.docx
+++ b/tillsyn/A 38439-2021 tillsynsbegäran.docx
@@ -310,7 +310,7 @@
     <w:r>
       <w:tab/>
       <w:tab/>
-      <w:t>2026-07-26</w:t>
+      <w:t>2026-07-27</w:t>
       <w:br/>
       <w:br/>
     </w:r>

--- a/tillsyn/A 38439-2021 tillsynsbegäran.docx
+++ b/tillsyn/A 38439-2021 tillsynsbegäran.docx
@@ -310,7 +310,7 @@
     <w:r>
       <w:tab/>
       <w:tab/>
-      <w:t>2026-07-27</w:t>
+      <w:t>2026-07-28</w:t>
       <w:br/>
       <w:br/>
     </w:r>

--- a/tillsyn/A 38439-2021 tillsynsbegäran.docx
+++ b/tillsyn/A 38439-2021 tillsynsbegäran.docx
@@ -310,7 +310,7 @@
     <w:r>
       <w:tab/>
       <w:tab/>
-      <w:t>2026-07-28</w:t>
+      <w:t>2026-07-29</w:t>
       <w:br/>
       <w:br/>
     </w:r>
